--- a/data/ai_paras/AI_para_164.docx
+++ b/data/ai_paras/AI_para_164.docx
@@ -4,7 +4,7 @@
   <w:body>
     <w:p>
       <w:r>
-        <w:t>Carbon emissions remain a significant contributor to global warming, posing a complex ethical challenge in the climate change discourse. Industrialized nations, historically responsible for the majority of emissions, face the ethical obligation to address their past contributions and support global mitigation efforts, especially in developing countries. These developing nations often rely on carbon-intensive industries for economic growth, creating a dilemma where environmental sustainability conflicts with their development needs (Ref-u993766). The disparity in emissions responsibilities raises ethical questions about fairness and justice, particularly concerning the allocation of reduction targets and financial support for green technologies. Addressing carbon emissions through equitable approaches necessitates a shared commitment from both industrialized and developing countries to pursue sustainable practices, highlighting the ethical imperative for collaborative international action (Ref-u993766).</w:t>
+        <w:t>In conclusion, addressing climate change requires a nuanced understanding of the ethical dilemmas intertwined with global economic and environmental challenges. The conflict between fostering economic development and sustaining environmental health underscores the need for equitable strategies that balance these competing priorities. By applying ethical frameworks like utilitarianism, stakeholders can evaluate climate policies through the lens of maximizing overall well-being, ensuring that both current and future generations benefit from sustainable practices. The integration of diverse ethical perspectives, including deontology and virtue ethics, enriches the discourse, providing a more comprehensive approach to climate action that respects the rights and duties of all parties involved. Ultimately, ethical considerations are indispensable in crafting inclusive and justice-oriented solutions that effectively address the multifaceted impacts of climate change on a global scale.</w:t>
       </w:r>
     </w:p>
     <w:sectPr>
